--- a/docs/graduate_project/final_article/output/面向旅途的智能VLOG创作应用设计与实现_论文初稿.docx
+++ b/docs/graduate_project/final_article/output/面向旅途的智能VLOG创作应用设计与实现_论文初稿.docx
@@ -718,6 +718,13 @@
         </w:rPr>
       </w:pPr>
       <w:r>
+        <w:rPr>
+          <w:rFonts w:hint="eastAsia" w:ascii="宋体" w:hAnsi="宋体" w:eastAsia="宋体" w:cs="宋体"/>
+          <w:kern w:val="2"/>
+          <w:sz w:val="24"/>
+          <w:szCs w:val="24"/>
+          <w:lang w:val="en-US" w:eastAsia="zh-CN" w:bidi="ar-SA"/>
+        </w:rPr>
         <w:t>本文采用移动端与后端协同的实现方式。移动端基于 Expo React Native 构建，负责相册读取、本地媒体映射、端侧视觉分析、页面交互和视频导出；后端基于 FastAPI 构建，负责结构化数据管理、事件聚合、地点补全、故事生成和任务调度。照片聚合环节采用基于规则的时空聚类方案：系统按拍摄时间排序后线性扫描照片序列，结合时间间隙、空间跳跃和后处理规则识别旅行事件边界；视觉理解环节优先使用 Android 端的 ML Kit 本地能力并将结构化结果回写后端，视频生成环节则使用场景编排和本地原生导出方案。需要说明的是，当前音乐链路的真实实现为配乐匹配，而非原创音乐生成。</w:t>
       </w:r>
     </w:p>
@@ -4066,8 +4073,8 @@
           <w:lang w:val="en-US" w:eastAsia="zh-CN" w:bidi="ar-SA"/>
         </w:rPr>
       </w:pPr>
-      <w:bookmarkStart w:id="2" w:name="_Toc602878788"/>
-      <w:bookmarkStart w:id="3" w:name="_Toc425957153"/>
+      <w:bookmarkStart w:id="2" w:name="_Toc425957153"/>
+      <w:bookmarkStart w:id="3" w:name="_Toc602878788"/>
       <w:r>
         <w:rPr>
           <w:rFonts w:hint="eastAsia"/>
@@ -4192,6 +4199,44 @@
           <w:lang w:val="en-US" w:eastAsia="zh-CN" w:bidi="ar-SA"/>
         </w:rPr>
       </w:pPr>
+      <w:r>
+        <w:rPr>
+          <w:rFonts w:hint="eastAsia" w:ascii="宋体" w:hAnsi="宋体" w:eastAsia="宋体" w:cs="宋体"/>
+          <w:kern w:val="2"/>
+          <w:sz w:val="24"/>
+          <w:szCs w:val="24"/>
+          <w:lang w:val="en-US" w:eastAsia="zh-CN" w:bidi="ar-SA"/>
+        </w:rPr>
+        <w:t>已有关于长期家庭照片检索、消费者照片自动相册化以及手机图片层次化组织的研究表明，当照片规模持续增长后，用户普遍会面临回看成本上升、事件边界模糊和整理动力不足等问题，因此“先把照片组织成事件，再进行浏览与表达”已经成为个人影像管理中的经典思路[1-4]。</w:t>
+      </w:r>
+    </w:p>
+    <w:p>
+      <w:pPr>
+        <w:keepNext w:val="0"/>
+        <w:keepLines w:val="0"/>
+        <w:pageBreakBefore w:val="0"/>
+        <w:widowControl w:val="0"/>
+        <w:kinsoku/>
+        <w:wordWrap/>
+        <w:overflowPunct/>
+        <w:topLinePunct w:val="0"/>
+        <w:autoSpaceDE/>
+        <w:autoSpaceDN/>
+        <w:bidi w:val="0"/>
+        <w:adjustRightInd/>
+        <w:snapToGrid/>
+        <w:spacing w:line="360" w:lineRule="auto"/>
+        <w:ind w:firstLine="420" w:firstLineChars="0"/>
+        <w:jc w:val="both"/>
+        <w:textAlignment w:val="auto"/>
+        <w:rPr>
+          <w:rFonts w:hint="eastAsia" w:ascii="宋体" w:hAnsi="宋体" w:eastAsia="宋体" w:cs="宋体"/>
+          <w:kern w:val="2"/>
+          <w:sz w:val="24"/>
+          <w:szCs w:val="24"/>
+          <w:lang w:val="en-US" w:eastAsia="zh-CN" w:bidi="ar-SA"/>
+        </w:rPr>
+      </w:pPr>
     </w:p>
     <w:p>
       <w:pPr>
@@ -4334,8 +4379,8 @@
           <w:lang w:val="en-US" w:eastAsia="zh-CN"/>
         </w:rPr>
       </w:pPr>
-      <w:bookmarkStart w:id="6" w:name="_Toc626963938"/>
-      <w:bookmarkStart w:id="7" w:name="_Toc1609281830"/>
+      <w:bookmarkStart w:id="6" w:name="_Toc1609281830"/>
+      <w:bookmarkStart w:id="7" w:name="_Toc626963938"/>
       <w:r>
         <w:rPr>
           <w:rFonts w:hint="eastAsia"/>
@@ -4439,6 +4484,44 @@
           <w:lang w:val="en-US" w:eastAsia="zh-CN" w:bidi="ar-SA"/>
         </w:rPr>
       </w:pPr>
+      <w:r>
+        <w:rPr>
+          <w:rFonts w:hint="eastAsia" w:ascii="宋体" w:hAnsi="宋体" w:eastAsia="宋体" w:cs="宋体"/>
+          <w:kern w:val="2"/>
+          <w:sz w:val="24"/>
+          <w:szCs w:val="24"/>
+          <w:lang w:val="en-US" w:eastAsia="zh-CN" w:bidi="ar-SA"/>
+        </w:rPr>
+        <w:t>从已有研究脉络看，旅行照片组织并不是孤立问题，而是与轨迹数据挖掘、地理社交多媒体分析、端侧机器学习以及多图像叙事生成等方向密切相关[5-8]。因此，本文更强调围绕旅行回忆场景把这些能力工程化衔接起来，而不是把某一单点算法单独做成实验。</w:t>
+      </w:r>
+    </w:p>
+    <w:p>
+      <w:pPr>
+        <w:keepNext w:val="0"/>
+        <w:keepLines w:val="0"/>
+        <w:pageBreakBefore w:val="0"/>
+        <w:widowControl w:val="0"/>
+        <w:kinsoku/>
+        <w:wordWrap/>
+        <w:overflowPunct/>
+        <w:topLinePunct w:val="0"/>
+        <w:autoSpaceDE/>
+        <w:autoSpaceDN/>
+        <w:bidi w:val="0"/>
+        <w:adjustRightInd/>
+        <w:snapToGrid/>
+        <w:spacing w:line="360" w:lineRule="auto"/>
+        <w:ind w:firstLine="420" w:firstLineChars="0"/>
+        <w:jc w:val="both"/>
+        <w:textAlignment w:val="auto"/>
+        <w:rPr>
+          <w:rFonts w:hint="eastAsia" w:ascii="宋体" w:hAnsi="宋体" w:eastAsia="宋体" w:cs="宋体"/>
+          <w:kern w:val="2"/>
+          <w:sz w:val="24"/>
+          <w:szCs w:val="24"/>
+          <w:lang w:val="en-US" w:eastAsia="zh-CN" w:bidi="ar-SA"/>
+        </w:rPr>
+      </w:pPr>
     </w:p>
     <w:p>
       <w:pPr>
@@ -4515,8 +4598,8 @@
           <w:lang w:val="en-US" w:eastAsia="zh-CN"/>
         </w:rPr>
       </w:pPr>
-      <w:bookmarkStart w:id="8" w:name="_Toc1790666492"/>
-      <w:bookmarkStart w:id="9" w:name="_Toc1828133784"/>
+      <w:bookmarkStart w:id="8" w:name="_Toc1828133784"/>
+      <w:bookmarkStart w:id="9" w:name="_Toc1790666492"/>
       <w:r>
         <w:rPr>
           <w:rFonts w:hint="eastAsia"/>
@@ -5058,19 +5141,7 @@
           <w:szCs w:val="24"/>
           <w:lang w:val="en-US" w:eastAsia="zh-CN" w:bidi="ar-SA"/>
         </w:rPr>
-        <w:t>故事和章节生成，系统需要根据照片结构化线索组织一段可以阅读的旅行叙</w:t>
-      </w:r>
-      <w:bookmarkStart w:id="76" w:name="_GoBack"/>
-      <w:bookmarkEnd w:id="76"/>
-      <w:r>
-        <w:rPr>
-          <w:rFonts w:hint="eastAsia" w:ascii="宋体" w:hAnsi="宋体" w:eastAsia="宋体" w:cs="宋体"/>
-          <w:kern w:val="2"/>
-          <w:sz w:val="24"/>
-          <w:szCs w:val="24"/>
-          <w:lang w:val="en-US" w:eastAsia="zh-CN" w:bidi="ar-SA"/>
-        </w:rPr>
-        <w:t>事。</w:t>
+        <w:t>故事和章节生成，系统需要根据照片结构化线索组织一段可以阅读的旅行叙事。</w:t>
       </w:r>
     </w:p>
     <w:p>
@@ -5322,8 +5393,8 @@
           <w:lang w:val="en-US" w:eastAsia="zh-CN"/>
         </w:rPr>
       </w:pPr>
-      <w:bookmarkStart w:id="14" w:name="_Toc1878930680"/>
-      <w:bookmarkStart w:id="15" w:name="_Toc1356157159"/>
+      <w:bookmarkStart w:id="14" w:name="_Toc1356157159"/>
+      <w:bookmarkStart w:id="15" w:name="_Toc1878930680"/>
       <w:r>
         <w:rPr>
           <w:rFonts w:hint="eastAsia"/>
@@ -5371,8 +5442,8 @@
           <w:lang w:val="en-US" w:eastAsia="zh-CN"/>
         </w:rPr>
       </w:pPr>
-      <w:bookmarkStart w:id="16" w:name="_Toc1689425702"/>
-      <w:bookmarkStart w:id="17" w:name="_Toc440909625"/>
+      <w:bookmarkStart w:id="16" w:name="_Toc440909625"/>
+      <w:bookmarkStart w:id="17" w:name="_Toc1689425702"/>
       <w:r>
         <w:rPr>
           <w:rFonts w:hint="eastAsia"/>
@@ -5628,6 +5699,44 @@
           <w:lang w:val="en-US" w:eastAsia="zh-CN" w:bidi="ar-SA"/>
         </w:rPr>
         <w:t>如果只看原始相册，旅行照片通常只是按时间堆在一起。它们缺少明确的事件边界，也缺少可以快速理解全程的文字和地图线索。因此，系统的核心任务不是简单展示照片，而是要在现有素材基础上完成一次“结构化重组”，这一任务还可以拆分为几个彼此衔接的步骤。</w:t>
+      </w:r>
+    </w:p>
+    <w:p>
+      <w:pPr>
+        <w:keepNext w:val="0"/>
+        <w:keepLines w:val="0"/>
+        <w:pageBreakBefore w:val="0"/>
+        <w:widowControl w:val="0"/>
+        <w:kinsoku/>
+        <w:wordWrap/>
+        <w:overflowPunct/>
+        <w:topLinePunct w:val="0"/>
+        <w:autoSpaceDE/>
+        <w:autoSpaceDN/>
+        <w:bidi w:val="0"/>
+        <w:adjustRightInd/>
+        <w:snapToGrid/>
+        <w:spacing w:line="360" w:lineRule="auto"/>
+        <w:ind w:firstLine="420" w:firstLineChars="0"/>
+        <w:jc w:val="both"/>
+        <w:textAlignment w:val="auto"/>
+        <w:rPr>
+          <w:rFonts w:hint="eastAsia" w:ascii="宋体" w:hAnsi="宋体" w:eastAsia="宋体" w:cs="宋体"/>
+          <w:kern w:val="2"/>
+          <w:sz w:val="24"/>
+          <w:szCs w:val="24"/>
+          <w:lang w:val="en-US" w:eastAsia="zh-CN" w:bidi="ar-SA"/>
+        </w:rPr>
+      </w:pPr>
+      <w:r>
+        <w:rPr>
+          <w:rFonts w:hint="eastAsia" w:ascii="宋体" w:hAnsi="宋体" w:eastAsia="宋体" w:cs="宋体"/>
+          <w:kern w:val="2"/>
+          <w:sz w:val="24"/>
+          <w:szCs w:val="24"/>
+          <w:lang w:val="en-US" w:eastAsia="zh-CN" w:bidi="ar-SA"/>
+        </w:rPr>
+        <w:t>类似的任务分解路径也出现在个人照片浏览与自动 photobook 生成研究中：系统通常先完成照片聚类与事件化组织，再进行代表内容选择、版式或故事化输出[3,9]。本文的总体任务分析沿用了这一“组织先于表达”的思路，只是将输出形式落在旅行地图、章节文案与本地视频导出上。</w:t>
       </w:r>
     </w:p>
     <w:p>
@@ -6606,8 +6715,8 @@
           <w:lang w:val="en-US" w:eastAsia="zh-CN"/>
         </w:rPr>
       </w:pPr>
-      <w:bookmarkStart w:id="22" w:name="_Toc1898977249"/>
-      <w:bookmarkStart w:id="23" w:name="_Toc551938252"/>
+      <w:bookmarkStart w:id="22" w:name="_Toc551938252"/>
+      <w:bookmarkStart w:id="23" w:name="_Toc1898977249"/>
       <w:r>
         <w:rPr>
           <w:rFonts w:hint="eastAsia"/>
@@ -6933,8 +7042,8 @@
           <w:lang w:val="en-US" w:eastAsia="zh-CN"/>
         </w:rPr>
       </w:pPr>
-      <w:bookmarkStart w:id="26" w:name="_Toc145287252"/>
-      <w:bookmarkStart w:id="27" w:name="_Toc1846160556"/>
+      <w:bookmarkStart w:id="26" w:name="_Toc1846160556"/>
+      <w:bookmarkStart w:id="27" w:name="_Toc145287252"/>
       <w:r>
         <w:rPr>
           <w:rFonts w:hint="eastAsia"/>
@@ -7627,6 +7736,44 @@
           <w:lang w:val="en-US" w:eastAsia="zh-CN" w:bidi="ar-SA"/>
         </w:rPr>
       </w:pPr>
+      <w:r>
+        <w:rPr>
+          <w:rFonts w:hint="eastAsia" w:ascii="宋体" w:hAnsi="宋体" w:eastAsia="宋体" w:cs="宋体"/>
+          <w:kern w:val="2"/>
+          <w:sz w:val="24"/>
+          <w:szCs w:val="24"/>
+          <w:lang w:val="en-US" w:eastAsia="zh-CN" w:bidi="ar-SA"/>
+        </w:rPr>
+        <w:t>已有端侧机器学习研究指出，将视觉分析尽量放在设备侧有助于兼顾隐私、响应时延与离线可用性，而轻量网络结构的发展也为移动端视觉能力落地提供了基础[7,10]。因此，本文将相册访问、本地媒体映射、端侧识别和导出链路集中放在移动端实现，具有明确的工程合理性。</w:t>
+      </w:r>
+    </w:p>
+    <w:p>
+      <w:pPr>
+        <w:keepNext w:val="0"/>
+        <w:keepLines w:val="0"/>
+        <w:pageBreakBefore w:val="0"/>
+        <w:widowControl w:val="0"/>
+        <w:kinsoku/>
+        <w:wordWrap/>
+        <w:overflowPunct/>
+        <w:topLinePunct w:val="0"/>
+        <w:autoSpaceDE/>
+        <w:autoSpaceDN/>
+        <w:bidi w:val="0"/>
+        <w:adjustRightInd/>
+        <w:snapToGrid/>
+        <w:spacing w:line="360" w:lineRule="auto"/>
+        <w:ind w:firstLine="420" w:firstLineChars="0"/>
+        <w:jc w:val="both"/>
+        <w:textAlignment w:val="auto"/>
+        <w:rPr>
+          <w:rFonts w:hint="eastAsia" w:ascii="宋体" w:hAnsi="宋体" w:eastAsia="宋体" w:cs="宋体"/>
+          <w:kern w:val="2"/>
+          <w:sz w:val="24"/>
+          <w:szCs w:val="24"/>
+          <w:lang w:val="en-US" w:eastAsia="zh-CN" w:bidi="ar-SA"/>
+        </w:rPr>
+      </w:pPr>
     </w:p>
     <w:p>
       <w:pPr>
@@ -7703,8 +7850,8 @@
           <w:lang w:val="en-US" w:eastAsia="zh-CN"/>
         </w:rPr>
       </w:pPr>
-      <w:bookmarkStart w:id="32" w:name="_Toc1843165856"/>
-      <w:bookmarkStart w:id="33" w:name="_Toc1589442161"/>
+      <w:bookmarkStart w:id="32" w:name="_Toc1589442161"/>
+      <w:bookmarkStart w:id="33" w:name="_Toc1843165856"/>
       <w:r>
         <w:rPr>
           <w:rFonts w:hint="eastAsia"/>
@@ -8657,8 +8804,8 @@
           <w:lang w:val="en-US" w:eastAsia="zh-CN"/>
         </w:rPr>
       </w:pPr>
-      <w:bookmarkStart w:id="36" w:name="_Toc514181307"/>
-      <w:bookmarkStart w:id="37" w:name="_Toc1888165671"/>
+      <w:bookmarkStart w:id="36" w:name="_Toc1888165671"/>
+      <w:bookmarkStart w:id="37" w:name="_Toc514181307"/>
       <w:r>
         <w:rPr>
           <w:rFonts w:hint="eastAsia"/>
@@ -8947,6 +9094,13 @@
         </w:rPr>
       </w:pPr>
       <w:r>
+        <w:rPr>
+          <w:rFonts w:hint="eastAsia" w:ascii="宋体" w:hAnsi="宋体" w:eastAsia="宋体" w:cs="宋体"/>
+          <w:kern w:val="2"/>
+          <w:sz w:val="24"/>
+          <w:szCs w:val="24"/>
+          <w:lang w:val="en-US" w:eastAsia="zh-CN" w:bidi="ar-SA"/>
+        </w:rPr>
         <w:t>旅行事件聚合是本文最关键的技术模块，系统没有把照片简单按日期分组，也没有继续采用依赖距离矩阵的机器学习聚类。当前实现采用的是纯规则的时空聚类方案。系统先按照片拍摄时间排序，再线性扫描相邻照片，结合时间间隙和 GPS 跳跃判断是否切分事件。核心分割条件包括：时间间隙超过 48 小时、位置跳跃超过 200 km 的硬分割，以及位置跳跃超过 50 km 且时间间隔不少于 60 分钟的城市跳跃分割。</w:t>
       </w:r>
     </w:p>
@@ -8977,35 +9131,80 @@
           <w:lang w:val="en-US" w:eastAsia="zh-CN" w:bidi="ar-SA"/>
         </w:rPr>
       </w:pPr>
-    </w:p>
-    <w:p>
-      <w:pPr>
-        <w:keepNext w:val="0"/>
-        <w:keepLines w:val="0"/>
-        <w:pageBreakBefore w:val="0"/>
-        <w:widowControl w:val="0"/>
-        <w:kinsoku/>
-        <w:wordWrap/>
-        <w:overflowPunct/>
-        <w:topLinePunct w:val="0"/>
-        <w:autoSpaceDE/>
-        <w:autoSpaceDN/>
-        <w:bidi w:val="0"/>
-        <w:adjustRightInd/>
-        <w:snapToGrid/>
-        <w:spacing w:line="360" w:lineRule="auto"/>
-        <w:ind w:firstLine="420" w:firstLineChars="0"/>
-        <w:jc w:val="both"/>
-        <w:textAlignment w:val="auto"/>
-        <w:rPr>
-          <w:rFonts w:hint="eastAsia" w:ascii="宋体" w:hAnsi="宋体" w:eastAsia="宋体" w:cs="宋体"/>
-          <w:kern w:val="2"/>
-          <w:sz w:val="24"/>
-          <w:szCs w:val="24"/>
-          <w:lang w:val="en-US" w:eastAsia="zh-CN" w:bidi="ar-SA"/>
-        </w:rPr>
-      </w:pPr>
-      <w:r>
+      <w:r>
+        <w:rPr>
+          <w:rFonts w:hint="eastAsia" w:ascii="宋体" w:hAnsi="宋体" w:eastAsia="宋体" w:cs="宋体"/>
+          <w:kern w:val="2"/>
+          <w:sz w:val="24"/>
+          <w:szCs w:val="24"/>
+          <w:lang w:val="en-US" w:eastAsia="zh-CN" w:bidi="ar-SA"/>
+        </w:rPr>
+        <w:t>在相关研究中，照片事件划分长期以时间连续性为主线，并逐步引入内容或语义信息提升边界质量[2,11]；与此同时，DBSCAN 与 HDBSCAN 等密度聚类方法也为通用时空聚类提供了重要基线[12-13]。相比之下，本文没有直接复现上述通用聚类路线，而是选择更易解释、线性复杂度更低的规则扫描方案，以适配旅行相册这一以时间顺序为主、强调工程稳定性的场景。</w:t>
+      </w:r>
+    </w:p>
+    <w:p>
+      <w:pPr>
+        <w:keepNext w:val="0"/>
+        <w:keepLines w:val="0"/>
+        <w:pageBreakBefore w:val="0"/>
+        <w:widowControl w:val="0"/>
+        <w:kinsoku/>
+        <w:wordWrap/>
+        <w:overflowPunct/>
+        <w:topLinePunct w:val="0"/>
+        <w:autoSpaceDE/>
+        <w:autoSpaceDN/>
+        <w:bidi w:val="0"/>
+        <w:adjustRightInd/>
+        <w:snapToGrid/>
+        <w:spacing w:line="360" w:lineRule="auto"/>
+        <w:ind w:firstLine="420" w:firstLineChars="0"/>
+        <w:jc w:val="both"/>
+        <w:textAlignment w:val="auto"/>
+        <w:rPr>
+          <w:rFonts w:hint="eastAsia" w:ascii="宋体" w:hAnsi="宋体" w:eastAsia="宋体" w:cs="宋体"/>
+          <w:kern w:val="2"/>
+          <w:sz w:val="24"/>
+          <w:szCs w:val="24"/>
+          <w:lang w:val="en-US" w:eastAsia="zh-CN" w:bidi="ar-SA"/>
+        </w:rPr>
+      </w:pPr>
+    </w:p>
+    <w:p>
+      <w:pPr>
+        <w:keepNext w:val="0"/>
+        <w:keepLines w:val="0"/>
+        <w:pageBreakBefore w:val="0"/>
+        <w:widowControl w:val="0"/>
+        <w:kinsoku/>
+        <w:wordWrap/>
+        <w:overflowPunct/>
+        <w:topLinePunct w:val="0"/>
+        <w:autoSpaceDE/>
+        <w:autoSpaceDN/>
+        <w:bidi w:val="0"/>
+        <w:adjustRightInd/>
+        <w:snapToGrid/>
+        <w:spacing w:line="360" w:lineRule="auto"/>
+        <w:ind w:firstLine="420" w:firstLineChars="0"/>
+        <w:jc w:val="both"/>
+        <w:textAlignment w:val="auto"/>
+        <w:rPr>
+          <w:rFonts w:hint="eastAsia" w:ascii="宋体" w:hAnsi="宋体" w:eastAsia="宋体" w:cs="宋体"/>
+          <w:kern w:val="2"/>
+          <w:sz w:val="24"/>
+          <w:szCs w:val="24"/>
+          <w:lang w:val="en-US" w:eastAsia="zh-CN" w:bidi="ar-SA"/>
+        </w:rPr>
+      </w:pPr>
+      <w:r>
+        <w:rPr>
+          <w:rFonts w:hint="eastAsia" w:ascii="宋体" w:hAnsi="宋体" w:eastAsia="宋体" w:cs="宋体"/>
+          <w:kern w:val="2"/>
+          <w:sz w:val="24"/>
+          <w:szCs w:val="24"/>
+          <w:lang w:val="en-US" w:eastAsia="zh-CN" w:bidi="ar-SA"/>
+        </w:rPr>
         <w:t>在初始分组之后，系统还会做一轮面向旅行场景的规则后处理。这里包括短间隔事件合并、事件内部大时间缝隙切分、超长事件切分、跨城市跳跃拆分、小事件合并和夜间单张噪声过滤，共六层规则。这样做是为了适应“同一景点长时间停留”“跨城长途跳转”“长行程被过度合并”等常见旅行场景。相较于黑盒聚类，这种方案的边界更直观，用户也更容易理解照片为什么被划分为同一事件。</w:t>
       </w:r>
     </w:p>
@@ -11802,8 +12001,8 @@
         </w:rPr>
         <w:drawing>
           <wp:inline distT="0" distB="0" distL="114300" distR="114300">
-            <wp:extent cx="2686685" cy="5971540"/>
-            <wp:effectExtent l="0" t="0" r="5715" b="22860"/>
+            <wp:extent cx="2320925" cy="5159375"/>
+            <wp:effectExtent l="0" t="0" r="15875" b="22225"/>
             <wp:docPr id="22" name="图片 22" descr="e8024c40920f6ce37a39610569e8309f_720"/>
             <wp:cNvGraphicFramePr>
               <a:graphicFrameLocks xmlns:a="http://schemas.openxmlformats.org/drawingml/2006/main" noChangeAspect="1"/>
@@ -11826,7 +12025,7 @@
                   <pic:spPr>
                     <a:xfrm>
                       <a:off x="0" y="0"/>
-                      <a:ext cx="2686685" cy="5971540"/>
+                      <a:ext cx="2320925" cy="5159375"/>
                     </a:xfrm>
                     <a:prstGeom prst="rect">
                       <a:avLst/>
@@ -11838,43 +12037,25 @@
           </wp:inline>
         </w:drawing>
       </w:r>
-    </w:p>
-    <w:p>
-      <w:pPr>
-        <w:keepNext w:val="0"/>
-        <w:keepLines w:val="0"/>
-        <w:pageBreakBefore w:val="0"/>
-        <w:widowControl w:val="0"/>
-        <w:kinsoku/>
-        <w:wordWrap/>
-        <w:overflowPunct/>
-        <w:topLinePunct w:val="0"/>
-        <w:autoSpaceDE/>
-        <w:autoSpaceDN/>
-        <w:bidi w:val="0"/>
-        <w:adjustRightInd/>
-        <w:snapToGrid/>
-        <w:spacing w:line="360" w:lineRule="auto"/>
-        <w:ind w:firstLine="420" w:firstLineChars="0"/>
-        <w:jc w:val="both"/>
-        <w:textAlignment w:val="auto"/>
-        <w:rPr>
-          <w:rFonts w:hint="eastAsia" w:ascii="宋体" w:hAnsi="宋体" w:eastAsia="宋体" w:cs="宋体"/>
-          <w:kern w:val="2"/>
-          <w:sz w:val="24"/>
-          <w:szCs w:val="24"/>
-          <w:lang w:val="en-US" w:eastAsia="zh-CN" w:bidi="ar-SA"/>
-        </w:rPr>
-      </w:pPr>
-      <w:r>
-        <w:rPr>
-          <w:rFonts w:hint="eastAsia" w:ascii="宋体" w:hAnsi="宋体" w:eastAsia="宋体" w:cs="宋体"/>
-          <w:kern w:val="2"/>
-          <w:sz w:val="24"/>
-          <w:szCs w:val="24"/>
-          <w:lang w:val="en-US" w:eastAsia="zh-CN" w:bidi="ar-SA"/>
-        </w:rPr>
-        <w:t>图 4-2 ：导入任务进度界面截图</w:t>
+      <w:bookmarkStart w:id="76" w:name="_GoBack"/>
+      <w:bookmarkEnd w:id="76"/>
+    </w:p>
+    <w:p>
+      <w:pPr>
+        <w:jc w:val="center"/>
+        <w:rPr>
+          <w:rFonts w:hint="eastAsia"/>
+          <w:sz w:val="21"/>
+          <w:lang w:val="en-US" w:eastAsia="zh-CN"/>
+        </w:rPr>
+      </w:pPr>
+      <w:r>
+        <w:rPr>
+          <w:rFonts w:hint="eastAsia"/>
+          <w:sz w:val="21"/>
+          <w:lang w:val="en-US" w:eastAsia="zh-CN"/>
+        </w:rPr>
+        <w:t>图 4-2 导入任务进度界面截图</w:t>
       </w:r>
     </w:p>
     <w:p>
@@ -11982,6 +12163,13 @@
         </w:rPr>
       </w:pPr>
       <w:r>
+        <w:rPr>
+          <w:rFonts w:hint="eastAsia" w:ascii="宋体" w:hAnsi="宋体" w:eastAsia="宋体" w:cs="宋体"/>
+          <w:kern w:val="2"/>
+          <w:sz w:val="24"/>
+          <w:szCs w:val="24"/>
+          <w:lang w:val="en-US" w:eastAsia="zh-CN" w:bidi="ar-SA"/>
+        </w:rPr>
         <w:t>旅行事件聚合模块的目标，是把照片从离散文件组织为更贴近真实旅途记忆的事件片段。当前实现采用的是纯规则方案，而不是距离矩阵驱动的密度聚类。系统将照片按拍摄时间排序后依次扫描，通过时间间隙和空间跳跃识别事件边界。之所以这样处理，是因为旅行数据天然具有时间线性特征，用户对事件边界的理解也更接近“隔了多久、是否跨城”这类直观条件。</w:t>
       </w:r>
     </w:p>
@@ -12012,35 +12200,80 @@
           <w:lang w:val="en-US" w:eastAsia="zh-CN" w:bidi="ar-SA"/>
         </w:rPr>
       </w:pPr>
-    </w:p>
-    <w:p>
-      <w:pPr>
-        <w:keepNext w:val="0"/>
-        <w:keepLines w:val="0"/>
-        <w:pageBreakBefore w:val="0"/>
-        <w:widowControl w:val="0"/>
-        <w:kinsoku/>
-        <w:wordWrap/>
-        <w:overflowPunct/>
-        <w:topLinePunct w:val="0"/>
-        <w:autoSpaceDE/>
-        <w:autoSpaceDN/>
-        <w:bidi w:val="0"/>
-        <w:adjustRightInd/>
-        <w:snapToGrid/>
-        <w:spacing w:line="360" w:lineRule="auto"/>
-        <w:ind w:firstLine="420" w:firstLineChars="0"/>
-        <w:jc w:val="both"/>
-        <w:textAlignment w:val="auto"/>
-        <w:rPr>
-          <w:rFonts w:hint="eastAsia" w:ascii="宋体" w:hAnsi="宋体" w:eastAsia="宋体" w:cs="宋体"/>
-          <w:kern w:val="2"/>
-          <w:sz w:val="24"/>
-          <w:szCs w:val="24"/>
-          <w:lang w:val="en-US" w:eastAsia="zh-CN" w:bidi="ar-SA"/>
-        </w:rPr>
-      </w:pPr>
-      <w:r>
+      <w:r>
+        <w:rPr>
+          <w:rFonts w:hint="eastAsia" w:ascii="宋体" w:hAnsi="宋体" w:eastAsia="宋体" w:cs="宋体"/>
+          <w:kern w:val="2"/>
+          <w:sz w:val="24"/>
+          <w:szCs w:val="24"/>
+          <w:lang w:val="en-US" w:eastAsia="zh-CN" w:bidi="ar-SA"/>
+        </w:rPr>
+        <w:t>从研究基础看，照片事件聚合并不存在唯一标准答案。既有工作分别从时间聚类、语义正则化事件分段和子事件切分等角度处理照片流边界问题[2,11,14,22]。本文据此把“时间连续性、空间一致性、粒度可控性”提炼为可实现的工程规则，并通过后处理链路尽量贴近用户对旅行事件的直觉划分。</w:t>
+      </w:r>
+    </w:p>
+    <w:p>
+      <w:pPr>
+        <w:keepNext w:val="0"/>
+        <w:keepLines w:val="0"/>
+        <w:pageBreakBefore w:val="0"/>
+        <w:widowControl w:val="0"/>
+        <w:kinsoku/>
+        <w:wordWrap/>
+        <w:overflowPunct/>
+        <w:topLinePunct w:val="0"/>
+        <w:autoSpaceDE/>
+        <w:autoSpaceDN/>
+        <w:bidi w:val="0"/>
+        <w:adjustRightInd/>
+        <w:snapToGrid/>
+        <w:spacing w:line="360" w:lineRule="auto"/>
+        <w:ind w:firstLine="420" w:firstLineChars="0"/>
+        <w:jc w:val="both"/>
+        <w:textAlignment w:val="auto"/>
+        <w:rPr>
+          <w:rFonts w:hint="eastAsia" w:ascii="宋体" w:hAnsi="宋体" w:eastAsia="宋体" w:cs="宋体"/>
+          <w:kern w:val="2"/>
+          <w:sz w:val="24"/>
+          <w:szCs w:val="24"/>
+          <w:lang w:val="en-US" w:eastAsia="zh-CN" w:bidi="ar-SA"/>
+        </w:rPr>
+      </w:pPr>
+    </w:p>
+    <w:p>
+      <w:pPr>
+        <w:keepNext w:val="0"/>
+        <w:keepLines w:val="0"/>
+        <w:pageBreakBefore w:val="0"/>
+        <w:widowControl w:val="0"/>
+        <w:kinsoku/>
+        <w:wordWrap/>
+        <w:overflowPunct/>
+        <w:topLinePunct w:val="0"/>
+        <w:autoSpaceDE/>
+        <w:autoSpaceDN/>
+        <w:bidi w:val="0"/>
+        <w:adjustRightInd/>
+        <w:snapToGrid/>
+        <w:spacing w:line="360" w:lineRule="auto"/>
+        <w:ind w:firstLine="420" w:firstLineChars="0"/>
+        <w:jc w:val="both"/>
+        <w:textAlignment w:val="auto"/>
+        <w:rPr>
+          <w:rFonts w:hint="eastAsia" w:ascii="宋体" w:hAnsi="宋体" w:eastAsia="宋体" w:cs="宋体"/>
+          <w:kern w:val="2"/>
+          <w:sz w:val="24"/>
+          <w:szCs w:val="24"/>
+          <w:lang w:val="en-US" w:eastAsia="zh-CN" w:bidi="ar-SA"/>
+        </w:rPr>
+      </w:pPr>
+      <w:r>
+        <w:rPr>
+          <w:rFonts w:hint="eastAsia" w:ascii="宋体" w:hAnsi="宋体" w:eastAsia="宋体" w:cs="宋体"/>
+          <w:kern w:val="2"/>
+          <w:sz w:val="24"/>
+          <w:szCs w:val="24"/>
+          <w:lang w:val="en-US" w:eastAsia="zh-CN" w:bidi="ar-SA"/>
+        </w:rPr>
         <w:t>具体实现中，规则扫描主要判断三类边界。第一类是时间边界：相邻照片间隔超过 48 小时则直接切分。第二类是空间硬边界：两张照片的距离超过 200 km 时直接视为跨城或跨国跳跃。第三类是普通城市跳跃：距离超过 50 km 且时间间隔不少于 60 分钟时执行切分。整个过程不需要构建时空距离矩阵，复杂度保持在线性量级，更适合移动端导入后的快速处理。</w:t>
       </w:r>
     </w:p>
@@ -12100,6 +12333,13 @@
         </w:rPr>
       </w:pPr>
       <w:r>
+        <w:rPr>
+          <w:rFonts w:hint="eastAsia" w:ascii="宋体" w:hAnsi="宋体" w:eastAsia="宋体" w:cs="宋体"/>
+          <w:kern w:val="2"/>
+          <w:sz w:val="24"/>
+          <w:szCs w:val="24"/>
+          <w:lang w:val="en-US" w:eastAsia="zh-CN" w:bidi="ar-SA"/>
+        </w:rPr>
         <w:t>在初始切分之后，系统会继续执行六类后处理规则，包括短间隔事件合并、大时间缝隙切分、超长事件切分、跨城市跳跃拆分、小事件并入和夜间单张噪声过滤。其中，短间隔合并用于修复同一景点内的短暂停顿，大时间缝隙与超长事件切分用于避免长行程被错误串成一个事件，跨城市拆分用于保证远距离跳转不被误并，夜间单张过滤则用于减少偶发噪声。</w:t>
       </w:r>
     </w:p>
@@ -12159,6 +12399,13 @@
         </w:rPr>
       </w:pPr>
       <w:r>
+        <w:rPr>
+          <w:rFonts w:hint="eastAsia" w:ascii="宋体" w:hAnsi="宋体" w:eastAsia="宋体" w:cs="宋体"/>
+          <w:kern w:val="2"/>
+          <w:sz w:val="24"/>
+          <w:szCs w:val="24"/>
+          <w:lang w:val="en-US" w:eastAsia="zh-CN" w:bidi="ar-SA"/>
+        </w:rPr>
         <w:t>这种规则方案的意义在于，系统最终得到的不是难以解释的数学聚类结果，而是更符合用户旅行记忆方式的事件分组。聚合结果一旦稳定，事件详情、章节划分、地图浏览和视频导出都能获得更好的输入质量。因此，事件聚合不仅是数据处理步骤，也是后续内容生成质量的基础。</w:t>
       </w:r>
     </w:p>
@@ -12319,6 +12566,13 @@
         </w:rPr>
       </w:pPr>
       <w:r>
+        <w:rPr>
+          <w:rFonts w:hint="eastAsia" w:ascii="宋体" w:hAnsi="宋体" w:eastAsia="宋体" w:cs="宋体"/>
+          <w:kern w:val="2"/>
+          <w:sz w:val="24"/>
+          <w:szCs w:val="24"/>
+          <w:lang w:val="en-US" w:eastAsia="zh-CN" w:bidi="ar-SA"/>
+        </w:rPr>
         <w:t>为了说明聚合模块的程序设计，论文中可以放一段更能体现当前实现特点的参数与分割规则代码。下面这个片段对应的是时间阈值、城市跳跃阈值、最小照片数，以及 200 km 硬分割等核心边界。</w:t>
       </w:r>
     </w:p>
@@ -12378,6 +12632,13 @@
         </w:rPr>
       </w:pPr>
       <w:r>
+        <w:rPr>
+          <w:rFonts w:hint="eastAsia" w:ascii="宋体" w:hAnsi="宋体" w:eastAsia="宋体" w:cs="宋体"/>
+          <w:kern w:val="2"/>
+          <w:sz w:val="24"/>
+          <w:szCs w:val="24"/>
+          <w:lang w:val="en-US" w:eastAsia="zh-CN" w:bidi="ar-SA"/>
+        </w:rPr>
         <w:t>代码 4-3  规则聚类关键参数与分割条件示意</w:t>
       </w:r>
     </w:p>
@@ -12409,6 +12670,13 @@
         </w:rPr>
       </w:pPr>
       <w:r>
+        <w:rPr>
+          <w:rFonts w:hint="eastAsia" w:ascii="宋体" w:hAnsi="宋体" w:eastAsia="宋体" w:cs="宋体"/>
+          <w:kern w:val="2"/>
+          <w:sz w:val="24"/>
+          <w:szCs w:val="24"/>
+          <w:lang w:val="en-US" w:eastAsia="zh-CN" w:bidi="ar-SA"/>
+        </w:rPr>
         <w:t>time_threshold_hours: int = 48</w:t>
       </w:r>
     </w:p>
@@ -12440,6 +12708,13 @@
         </w:rPr>
       </w:pPr>
       <w:r>
+        <w:rPr>
+          <w:rFonts w:hint="eastAsia" w:ascii="宋体" w:hAnsi="宋体" w:eastAsia="宋体" w:cs="宋体"/>
+          <w:kern w:val="2"/>
+          <w:sz w:val="24"/>
+          <w:szCs w:val="24"/>
+          <w:lang w:val="en-US" w:eastAsia="zh-CN" w:bidi="ar-SA"/>
+        </w:rPr>
         <w:t>city_jump_threshold_km: float = 50.0</w:t>
       </w:r>
     </w:p>
@@ -12471,6 +12746,13 @@
         </w:rPr>
       </w:pPr>
       <w:r>
+        <w:rPr>
+          <w:rFonts w:hint="eastAsia" w:ascii="宋体" w:hAnsi="宋体" w:eastAsia="宋体" w:cs="宋体"/>
+          <w:kern w:val="2"/>
+          <w:sz w:val="24"/>
+          <w:szCs w:val="24"/>
+          <w:lang w:val="en-US" w:eastAsia="zh-CN" w:bidi="ar-SA"/>
+        </w:rPr>
         <w:t>min_photos_per_event: int = 2</w:t>
       </w:r>
     </w:p>
@@ -12502,6 +12784,13 @@
         </w:rPr>
       </w:pPr>
       <w:r>
+        <w:rPr>
+          <w:rFonts w:hint="eastAsia" w:ascii="宋体" w:hAnsi="宋体" w:eastAsia="宋体" w:cs="宋体"/>
+          <w:kern w:val="2"/>
+          <w:sz w:val="24"/>
+          <w:szCs w:val="24"/>
+          <w:lang w:val="en-US" w:eastAsia="zh-CN" w:bidi="ar-SA"/>
+        </w:rPr>
         <w:t>merge_short_interval_min: int = 180</w:t>
       </w:r>
     </w:p>
@@ -12561,6 +12850,13 @@
         </w:rPr>
       </w:pPr>
       <w:r>
+        <w:rPr>
+          <w:rFonts w:hint="eastAsia" w:ascii="宋体" w:hAnsi="宋体" w:eastAsia="宋体" w:cs="宋体"/>
+          <w:kern w:val="2"/>
+          <w:sz w:val="24"/>
+          <w:szCs w:val="24"/>
+          <w:lang w:val="en-US" w:eastAsia="zh-CN" w:bidi="ar-SA"/>
+        </w:rPr>
         <w:t>if distance &gt; 200:</w:t>
       </w:r>
     </w:p>
@@ -12592,6 +12888,13 @@
         </w:rPr>
       </w:pPr>
       <w:r>
+        <w:rPr>
+          <w:rFonts w:hint="eastAsia" w:ascii="宋体" w:hAnsi="宋体" w:eastAsia="宋体" w:cs="宋体"/>
+          <w:kern w:val="2"/>
+          <w:sz w:val="24"/>
+          <w:szCs w:val="24"/>
+          <w:lang w:val="en-US" w:eastAsia="zh-CN" w:bidi="ar-SA"/>
+        </w:rPr>
         <w:t xml:space="preserve">    spatial_jump = True  # 跨城/跨国直接分割</w:t>
       </w:r>
     </w:p>
@@ -12623,6 +12926,13 @@
         </w:rPr>
       </w:pPr>
       <w:r>
+        <w:rPr>
+          <w:rFonts w:hint="eastAsia" w:ascii="宋体" w:hAnsi="宋体" w:eastAsia="宋体" w:cs="宋体"/>
+          <w:kern w:val="2"/>
+          <w:sz w:val="24"/>
+          <w:szCs w:val="24"/>
+          <w:lang w:val="en-US" w:eastAsia="zh-CN" w:bidi="ar-SA"/>
+        </w:rPr>
         <w:t>elif distance &gt; city_jump_threshold_km and time_gap &gt;= timedelta(minutes=60):</w:t>
       </w:r>
     </w:p>
@@ -12645,8 +12955,22 @@
         <w:ind w:firstLine="420" w:firstLineChars="0"/>
         <w:jc w:val="both"/>
         <w:textAlignment w:val="auto"/>
-      </w:pPr>
-      <w:r>
+        <w:rPr>
+          <w:rFonts w:hint="eastAsia" w:ascii="宋体" w:hAnsi="宋体" w:eastAsia="宋体" w:cs="宋体"/>
+          <w:kern w:val="2"/>
+          <w:sz w:val="24"/>
+          <w:szCs w:val="24"/>
+          <w:lang w:val="en-US" w:eastAsia="zh-CN" w:bidi="ar-SA"/>
+        </w:rPr>
+      </w:pPr>
+      <w:r>
+        <w:rPr>
+          <w:rFonts w:hint="eastAsia" w:ascii="宋体" w:hAnsi="宋体" w:eastAsia="宋体" w:cs="宋体"/>
+          <w:kern w:val="2"/>
+          <w:sz w:val="24"/>
+          <w:szCs w:val="24"/>
+          <w:lang w:val="en-US" w:eastAsia="zh-CN" w:bidi="ar-SA"/>
+        </w:rPr>
         <w:t xml:space="preserve">    spatial_jump = True  # 普通城市跳跃分割</w:t>
       </w:r>
     </w:p>
@@ -12890,6 +13214,44 @@
           <w:lang w:val="en-US" w:eastAsia="zh-CN" w:bidi="ar-SA"/>
         </w:rPr>
       </w:pPr>
+      <w:r>
+        <w:rPr>
+          <w:rFonts w:hint="eastAsia" w:ascii="宋体" w:hAnsi="宋体" w:eastAsia="宋体" w:cs="宋体"/>
+          <w:kern w:val="2"/>
+          <w:sz w:val="24"/>
+          <w:szCs w:val="24"/>
+          <w:lang w:val="en-US" w:eastAsia="zh-CN" w:bidi="ar-SA"/>
+        </w:rPr>
+        <w:t>相关研究表明，端侧视觉分析需要在模型体量、准确率、推理速度和内存占用之间取得平衡[7,10]，而 OCR 与场景文字理解本身也长期强调效率与精度的折中[15-16]。因此，本文并未追求完整复现通用视觉模型，而是优先选择 ML Kit 可稳定提供的人脸、标签与文字识别能力，再将结果归一化为适合业务消费的结构化字段。</w:t>
+      </w:r>
+    </w:p>
+    <w:p>
+      <w:pPr>
+        <w:keepNext w:val="0"/>
+        <w:keepLines w:val="0"/>
+        <w:pageBreakBefore w:val="0"/>
+        <w:widowControl w:val="0"/>
+        <w:kinsoku/>
+        <w:wordWrap/>
+        <w:overflowPunct/>
+        <w:topLinePunct w:val="0"/>
+        <w:autoSpaceDE/>
+        <w:autoSpaceDN/>
+        <w:bidi w:val="0"/>
+        <w:adjustRightInd/>
+        <w:snapToGrid/>
+        <w:spacing w:line="360" w:lineRule="auto"/>
+        <w:ind w:firstLine="420" w:firstLineChars="0"/>
+        <w:jc w:val="both"/>
+        <w:textAlignment w:val="auto"/>
+        <w:rPr>
+          <w:rFonts w:hint="eastAsia" w:ascii="宋体" w:hAnsi="宋体" w:eastAsia="宋体" w:cs="宋体"/>
+          <w:kern w:val="2"/>
+          <w:sz w:val="24"/>
+          <w:szCs w:val="24"/>
+          <w:lang w:val="en-US" w:eastAsia="zh-CN" w:bidi="ar-SA"/>
+        </w:rPr>
+      </w:pPr>
     </w:p>
     <w:p>
       <w:pPr>
@@ -14849,6 +15211,44 @@
           <w:lang w:val="en-US" w:eastAsia="zh-CN" w:bidi="ar-SA"/>
         </w:rPr>
       </w:pPr>
+      <w:r>
+        <w:rPr>
+          <w:rFonts w:hint="eastAsia" w:ascii="宋体" w:hAnsi="宋体" w:eastAsia="宋体" w:cs="宋体"/>
+          <w:kern w:val="2"/>
+          <w:sz w:val="24"/>
+          <w:szCs w:val="24"/>
+          <w:lang w:val="en-US" w:eastAsia="zh-CN" w:bidi="ar-SA"/>
+        </w:rPr>
+        <w:t>多图像叙事生成已经从 VIST 任务逐步发展到“相册摘要+故事生成”的联合建模，并进一步关注主题一致性、规划能力和常识增强等问题[8,17-20]。本文当前的故事模块更偏向“结构化线索组织 + 大模型生成”的工程路径，重点在于让事件、章节和展示文案保持一致，而不是宣称已复现前述研究模型。</w:t>
+      </w:r>
+    </w:p>
+    <w:p>
+      <w:pPr>
+        <w:keepNext w:val="0"/>
+        <w:keepLines w:val="0"/>
+        <w:pageBreakBefore w:val="0"/>
+        <w:widowControl w:val="0"/>
+        <w:kinsoku/>
+        <w:wordWrap/>
+        <w:overflowPunct/>
+        <w:topLinePunct w:val="0"/>
+        <w:autoSpaceDE/>
+        <w:autoSpaceDN/>
+        <w:bidi w:val="0"/>
+        <w:adjustRightInd/>
+        <w:snapToGrid/>
+        <w:spacing w:line="360" w:lineRule="auto"/>
+        <w:ind w:firstLine="420" w:firstLineChars="0"/>
+        <w:jc w:val="both"/>
+        <w:textAlignment w:val="auto"/>
+        <w:rPr>
+          <w:rFonts w:hint="eastAsia" w:ascii="宋体" w:hAnsi="宋体" w:eastAsia="宋体" w:cs="宋体"/>
+          <w:kern w:val="2"/>
+          <w:sz w:val="24"/>
+          <w:szCs w:val="24"/>
+          <w:lang w:val="en-US" w:eastAsia="zh-CN" w:bidi="ar-SA"/>
+        </w:rPr>
+      </w:pPr>
     </w:p>
     <w:p>
       <w:pPr>
@@ -17043,6 +17443,37 @@
         <w:ind w:firstLine="420" w:firstLineChars="0"/>
         <w:jc w:val="both"/>
         <w:textAlignment w:val="auto"/>
+      </w:pPr>
+      <w:r>
+        <w:rPr>
+          <w:rFonts w:hint="eastAsia" w:ascii="宋体" w:hAnsi="宋体" w:eastAsia="宋体" w:cs="宋体"/>
+          <w:kern w:val="2"/>
+          <w:sz w:val="24"/>
+          <w:szCs w:val="24"/>
+          <w:lang w:val="en-US" w:eastAsia="zh-CN" w:bidi="ar-SA"/>
+        </w:rPr>
+        <w:t>从相关研究看，将地点线索与视觉媒体结合起来进行组织和分析，本身就是地理多媒体与轨迹数据挖掘中的重要问题[5-6]。因此，本文中的地图模块并非单纯附加展示，而是通过地点补全把照片、事件与故事表达共同锚定到旅行空间结构上。</w:t>
+      </w:r>
+    </w:p>
+    <w:p>
+      <w:pPr>
+        <w:keepNext w:val="0"/>
+        <w:keepLines w:val="0"/>
+        <w:pageBreakBefore w:val="0"/>
+        <w:widowControl w:val="0"/>
+        <w:kinsoku/>
+        <w:wordWrap/>
+        <w:overflowPunct/>
+        <w:topLinePunct w:val="0"/>
+        <w:autoSpaceDE/>
+        <w:autoSpaceDN/>
+        <w:bidi w:val="0"/>
+        <w:adjustRightInd/>
+        <w:snapToGrid/>
+        <w:spacing w:line="360" w:lineRule="auto"/>
+        <w:ind w:firstLine="420" w:firstLineChars="0"/>
+        <w:jc w:val="both"/>
+        <w:textAlignment w:val="auto"/>
         <w:rPr>
           <w:rFonts w:hint="eastAsia" w:ascii="宋体" w:hAnsi="宋体" w:eastAsia="宋体" w:cs="宋体"/>
           <w:kern w:val="2"/>
@@ -17423,7 +17854,7 @@
           <w:sz w:val="21"/>
           <w:lang w:val="en-US" w:eastAsia="zh-CN"/>
         </w:rPr>
-        <w:t>图 4-10 ：地图页与地点修正页截图</w:t>
+        <w:t>图 4-10 地图页与地点修正页截图</w:t>
       </w:r>
     </w:p>
     <w:p>
@@ -18419,8 +18850,8 @@
           <w:lang w:val="en-US" w:eastAsia="zh-CN"/>
         </w:rPr>
       </w:pPr>
-      <w:bookmarkStart w:id="48" w:name="_Toc2093351466"/>
-      <w:bookmarkStart w:id="49" w:name="_Toc1301018664"/>
+      <w:bookmarkStart w:id="48" w:name="_Toc1301018664"/>
+      <w:bookmarkStart w:id="49" w:name="_Toc2093351466"/>
       <w:r>
         <w:rPr>
           <w:rFonts w:hint="eastAsia"/>
@@ -18495,6 +18926,44 @@
           <w:lang w:val="en-US" w:eastAsia="zh-CN" w:bidi="ar-SA"/>
         </w:rPr>
         <w:t>幻灯片与本地视频导出模块，是当前系统中最接近“VLOG 输出”的一层。它的目标不是生成一段完全自动的复杂短视频，而是把事件结果转成结构化、可预览、可导出的旅行视频。当前链路主要分为四步，第一步是根据事件和章节构建场景。第二步是为场景分配时长和字幕，第三步是根据内容匹配配乐片段。第四步是调用 Android 原生模块完成本地编码导出。</w:t>
+      </w:r>
+    </w:p>
+    <w:p>
+      <w:pPr>
+        <w:keepNext w:val="0"/>
+        <w:keepLines w:val="0"/>
+        <w:pageBreakBefore w:val="0"/>
+        <w:widowControl w:val="0"/>
+        <w:kinsoku/>
+        <w:wordWrap/>
+        <w:overflowPunct/>
+        <w:topLinePunct w:val="0"/>
+        <w:autoSpaceDE/>
+        <w:autoSpaceDN/>
+        <w:bidi w:val="0"/>
+        <w:adjustRightInd/>
+        <w:snapToGrid/>
+        <w:spacing w:line="360" w:lineRule="auto"/>
+        <w:ind w:firstLine="420" w:firstLineChars="0"/>
+        <w:jc w:val="both"/>
+        <w:textAlignment w:val="auto"/>
+        <w:rPr>
+          <w:rFonts w:hint="eastAsia" w:ascii="宋体" w:hAnsi="宋体" w:eastAsia="宋体" w:cs="宋体"/>
+          <w:kern w:val="2"/>
+          <w:sz w:val="24"/>
+          <w:szCs w:val="24"/>
+          <w:lang w:val="en-US" w:eastAsia="zh-CN" w:bidi="ar-SA"/>
+        </w:rPr>
+      </w:pPr>
+      <w:r>
+        <w:rPr>
+          <w:rFonts w:hint="eastAsia" w:ascii="宋体" w:hAnsi="宋体" w:eastAsia="宋体" w:cs="宋体"/>
+          <w:kern w:val="2"/>
+          <w:sz w:val="24"/>
+          <w:szCs w:val="24"/>
+          <w:lang w:val="en-US" w:eastAsia="zh-CN" w:bidi="ar-SA"/>
+        </w:rPr>
+        <w:t>在旅行回忆输出场景中，关键图选择、事件分组、相册摘要与视频摘要研究都说明，最终产物不应简单拼接全部素材，而应在代表性、顺序性和冗余控制之间取得平衡[9,17,21-24]。本文据此采用“章节组织 + 场景编排 + 配乐匹配 + 本地编码”的实现，将事件结构转化为可渲染的视频时间线。</w:t>
       </w:r>
     </w:p>
     <w:p>
@@ -19011,7 +19480,7 @@
           <w:sz w:val="21"/>
           <w:lang w:val="en-US" w:eastAsia="zh-CN"/>
         </w:rPr>
-        <w:t>图 4-6-2 ：幻灯片预览页截图                        图 4-12 ：导出后本地视频保存提示截图</w:t>
+        <w:t>图 4-12 ：幻灯片预览页截图                        图 4-13 ：导出后本地视频保存提示截图</w:t>
       </w:r>
     </w:p>
     <w:p>
@@ -20841,8 +21310,8 @@
           <w:lang w:val="en-US" w:eastAsia="zh-CN"/>
         </w:rPr>
       </w:pPr>
-      <w:bookmarkStart w:id="50" w:name="_Toc542192094"/>
-      <w:bookmarkStart w:id="51" w:name="_Toc733500261"/>
+      <w:bookmarkStart w:id="50" w:name="_Toc733500261"/>
+      <w:bookmarkStart w:id="51" w:name="_Toc542192094"/>
       <w:r>
         <w:rPr>
           <w:rFonts w:hint="eastAsia"/>
@@ -21205,6 +21674,13 @@
         </w:rPr>
       </w:pPr>
       <w:r>
+        <w:rPr>
+          <w:rFonts w:hint="eastAsia" w:ascii="宋体" w:hAnsi="宋体" w:eastAsia="宋体" w:cs="宋体"/>
+          <w:kern w:val="2"/>
+          <w:sz w:val="24"/>
+          <w:szCs w:val="24"/>
+          <w:lang w:val="en-US" w:eastAsia="zh-CN" w:bidi="ar-SA"/>
+        </w:rPr>
         <w:t>从项目当前依赖文件和代码结构可以确认，后端核心链路使用 fastapi、uvicorn、SQLAlchemy、alembic、redis、celery、numpy 和 pytest 等依赖。移动端 package.json 中则可以确认 Expo 54、React Native 0.81、React 19、TypeScript 5.9、zustand 和 react-native-amap3d 等核心依赖。需要说明的是，当前论文描述的事件聚合主链路已经切换为自研规则方案，不再把 DBSCAN、HDBSCAN 或语义嵌入作为核心实现来表述。</w:t>
       </w:r>
     </w:p>
@@ -21923,7 +22399,7 @@
           <w:sz w:val="21"/>
           <w:lang w:val="en-US" w:eastAsia="zh-CN"/>
         </w:rPr>
-        <w:t>图 5-1 ：项目目录结构截图</w:t>
+        <w:t>图 5-1  项目目录结构截图</w:t>
       </w:r>
     </w:p>
     <w:p>
@@ -22247,8 +22723,8 @@
           <w:lang w:val="en-US" w:eastAsia="zh-CN"/>
         </w:rPr>
       </w:pPr>
-      <w:bookmarkStart w:id="56" w:name="_Toc92440506"/>
-      <w:bookmarkStart w:id="57" w:name="_Toc1886499405"/>
+      <w:bookmarkStart w:id="56" w:name="_Toc1886499405"/>
+      <w:bookmarkStart w:id="57" w:name="_Toc92440506"/>
       <w:r>
         <w:rPr>
           <w:rFonts w:hint="eastAsia"/>
@@ -23046,7 +23522,7 @@
           <w:sz w:val="21"/>
           <w:lang w:val="en-US" w:eastAsia="zh-CN"/>
         </w:rPr>
-        <w:t>图 5-2 ：回忆主页实现截图</w:t>
+        <w:t>图 5-2  回忆主页实现截图</w:t>
       </w:r>
     </w:p>
     <w:p>
@@ -23668,8 +24144,8 @@
           <w:lang w:val="en-US" w:eastAsia="zh-CN"/>
         </w:rPr>
       </w:pPr>
-      <w:bookmarkStart w:id="58" w:name="_Toc1016907561"/>
-      <w:bookmarkStart w:id="59" w:name="_Toc946935527"/>
+      <w:bookmarkStart w:id="58" w:name="_Toc946935527"/>
+      <w:bookmarkStart w:id="59" w:name="_Toc1016907561"/>
       <w:r>
         <w:rPr>
           <w:rFonts w:hint="eastAsia"/>
@@ -23802,6 +24278,13 @@
         </w:rPr>
       </w:pPr>
       <w:r>
+        <w:rPr>
+          <w:rFonts w:hint="eastAsia" w:ascii="宋体" w:hAnsi="宋体" w:eastAsia="宋体" w:cs="宋体"/>
+          <w:kern w:val="2"/>
+          <w:sz w:val="24"/>
+          <w:szCs w:val="24"/>
+          <w:lang w:val="en-US" w:eastAsia="zh-CN" w:bidi="ar-SA"/>
+        </w:rPr>
         <w:t>本项目的测试思路可以分成四类。第一类是基础能力测试，用于验证 token、密码、GPS 距离和时间处理等底层函数。第二类是照片与事件接口测试，用于验证 metadata 去重、批量上传、状态刷新、地点回写和故事重生成等行为。第三类是聚类规则与场景测试，用于验证旅行照片在不同时间间隔、空间跳跃和旅行场景下的分组效果。第四类是 provider 与故事相关测试，用于验证 AI 输出解析和字段落库逻辑。</w:t>
       </w:r>
     </w:p>
@@ -25827,6 +26310,44 @@
           <w:lang w:val="en-US" w:eastAsia="zh-CN" w:bidi="ar-SA"/>
         </w:rPr>
       </w:pPr>
+      <w:r>
+        <w:rPr>
+          <w:rFonts w:hint="eastAsia" w:ascii="宋体" w:hAnsi="宋体" w:eastAsia="宋体" w:cs="宋体"/>
+          <w:kern w:val="2"/>
+          <w:sz w:val="24"/>
+          <w:szCs w:val="24"/>
+          <w:lang w:val="en-US" w:eastAsia="zh-CN" w:bidi="ar-SA"/>
+        </w:rPr>
+        <w:t>已有研究也表明，视觉叙事常见问题之一是局部句子可读但整体主题一致性不足，而场景文字识别结果则容易受到数据分布、模型选择和资源约束影响[16,18]。这与本文当前系统在故事稳定性和 OCR 鲁棒性上的问题基本一致。</w:t>
+      </w:r>
+    </w:p>
+    <w:p>
+      <w:pPr>
+        <w:keepNext w:val="0"/>
+        <w:keepLines w:val="0"/>
+        <w:pageBreakBefore w:val="0"/>
+        <w:widowControl w:val="0"/>
+        <w:kinsoku/>
+        <w:wordWrap/>
+        <w:overflowPunct/>
+        <w:topLinePunct w:val="0"/>
+        <w:autoSpaceDE/>
+        <w:autoSpaceDN/>
+        <w:bidi w:val="0"/>
+        <w:adjustRightInd/>
+        <w:snapToGrid/>
+        <w:spacing w:line="360" w:lineRule="auto"/>
+        <w:ind w:firstLine="420" w:firstLineChars="0"/>
+        <w:jc w:val="both"/>
+        <w:textAlignment w:val="auto"/>
+        <w:rPr>
+          <w:rFonts w:hint="eastAsia" w:ascii="宋体" w:hAnsi="宋体" w:eastAsia="宋体" w:cs="宋体"/>
+          <w:kern w:val="2"/>
+          <w:sz w:val="24"/>
+          <w:szCs w:val="24"/>
+          <w:lang w:val="en-US" w:eastAsia="zh-CN" w:bidi="ar-SA"/>
+        </w:rPr>
+      </w:pPr>
     </w:p>
     <w:p>
       <w:pPr>
@@ -26067,8 +26588,8 @@
           <w:lang w:val="en-US" w:eastAsia="zh-CN"/>
         </w:rPr>
       </w:pPr>
-      <w:bookmarkStart w:id="68" w:name="_Toc2099201673"/>
-      <w:bookmarkStart w:id="69" w:name="_Toc1561707182"/>
+      <w:bookmarkStart w:id="68" w:name="_Toc1561707182"/>
+      <w:bookmarkStart w:id="69" w:name="_Toc2099201673"/>
       <w:r>
         <w:rPr>
           <w:rFonts w:hint="eastAsia"/>
@@ -26267,6 +26788,13 @@
         </w:rPr>
       </w:pPr>
       <w:r>
+        <w:rPr>
+          <w:rFonts w:hint="eastAsia" w:ascii="宋体" w:hAnsi="宋体" w:eastAsia="宋体" w:cs="宋体"/>
+          <w:kern w:val="2"/>
+          <w:sz w:val="24"/>
+          <w:szCs w:val="24"/>
+          <w:lang w:val="en-US" w:eastAsia="zh-CN" w:bidi="ar-SA"/>
+        </w:rPr>
         <w:t>从关键技术路线来看，本文采用了基于规则的时空聚类与后处理相结合的事件聚合方案。该方案按时间线性扫描照片序列，并通过时间间隙、空间跳跃与六层规则后处理确定事件边界，而不是依赖距离矩阵或黑盒密度聚类。本文还采用端侧视觉结果回写机制，为后续故事生成和封面选择提供结构化线索。在输出层，本文采用幻灯片式视频编排和本地原生导出方案，使旅行回忆不仅可看，还可以导出和分享。</w:t>
       </w:r>
     </w:p>
@@ -26373,8 +26901,8 @@
           <w:lang w:val="en-US" w:eastAsia="zh-CN"/>
         </w:rPr>
       </w:pPr>
-      <w:bookmarkStart w:id="70" w:name="_Toc273681548"/>
-      <w:bookmarkStart w:id="71" w:name="_Toc1067474240"/>
+      <w:bookmarkStart w:id="70" w:name="_Toc1067474240"/>
+      <w:bookmarkStart w:id="71" w:name="_Toc273681548"/>
       <w:r>
         <w:rPr>
           <w:rFonts w:hint="eastAsia"/>
@@ -26441,7 +26969,52 @@
         </w:rPr>
       </w:pPr>
       <w:r>
+        <w:rPr>
+          <w:rFonts w:hint="eastAsia" w:ascii="宋体" w:hAnsi="宋体" w:eastAsia="宋体" w:cs="宋体"/>
+          <w:kern w:val="2"/>
+          <w:sz w:val="24"/>
+          <w:szCs w:val="24"/>
+          <w:lang w:val="en-US" w:eastAsia="zh-CN" w:bidi="ar-SA"/>
+        </w:rPr>
         <w:t>虽然系统已经形成完整主流程，但从当前实现来看，仍然存在一些明显局限：一是事件聚合结果较依赖照片时间与位置信息的质量。如果原始照片缺失 GPS，或者时间信息存在异常，聚合质量会受到影响；二是故事生成模块依赖外部 provider，在不同配置和不同输入条件下，文本质量会出现波动；三是端侧视觉分析与本地视频导出当前主要依赖 Android 原生模块，因此跨平台一致性仍需继续补齐；四是音乐部分目前是基于曲库的配乐匹配，不是任务书中更理想的原创音乐生成；五是本文当前没有给出统一跑测后的最终量化数据表，因此一些性能和效果结论仍需要用后续实测结果进一步补强。</w:t>
+      </w:r>
+    </w:p>
+    <w:p>
+      <w:pPr>
+        <w:keepNext w:val="0"/>
+        <w:keepLines w:val="0"/>
+        <w:pageBreakBefore w:val="0"/>
+        <w:widowControl w:val="0"/>
+        <w:kinsoku/>
+        <w:wordWrap/>
+        <w:overflowPunct/>
+        <w:topLinePunct w:val="0"/>
+        <w:autoSpaceDE/>
+        <w:autoSpaceDN/>
+        <w:bidi w:val="0"/>
+        <w:adjustRightInd/>
+        <w:snapToGrid/>
+        <w:spacing w:line="360" w:lineRule="auto"/>
+        <w:ind w:firstLine="420" w:firstLineChars="0"/>
+        <w:jc w:val="both"/>
+        <w:textAlignment w:val="auto"/>
+        <w:rPr>
+          <w:rFonts w:hint="eastAsia" w:ascii="宋体" w:hAnsi="宋体" w:eastAsia="宋体" w:cs="宋体"/>
+          <w:kern w:val="2"/>
+          <w:sz w:val="24"/>
+          <w:szCs w:val="24"/>
+          <w:lang w:val="en-US" w:eastAsia="zh-CN" w:bidi="ar-SA"/>
+        </w:rPr>
+      </w:pPr>
+      <w:r>
+        <w:rPr>
+          <w:rFonts w:hint="eastAsia" w:ascii="宋体" w:hAnsi="宋体" w:eastAsia="宋体" w:cs="宋体"/>
+          <w:kern w:val="2"/>
+          <w:sz w:val="24"/>
+          <w:szCs w:val="24"/>
+          <w:lang w:val="en-US" w:eastAsia="zh-CN" w:bidi="ar-SA"/>
+        </w:rPr>
+        <w:t>从已有研究进展看，更强的故事规划机制、更稳定的主题一致性控制以及更系统的 OCR 评估往往都依赖额外的数据、模型或推理成本[16,18-19]。因此，本文现阶段优先保证主流程可运行，而在生成质量和跨平台一致性上仍保留了进一步优化空间。</w:t>
       </w:r>
     </w:p>
     <w:p>
@@ -26615,7 +27188,55 @@
         </w:rPr>
       </w:pPr>
       <w:r>
-        <w:t>后续工作可以从五个方向继续推进：一是可以继续优化规则聚类参数与阈值自适应能力。在复杂长行程、同城多主题和低 GPS 覆盖率场景下，可以引入更稳健的边界判断与补救策略；二是可以继续优化故事生成链路。未来可以针对旅行文案场景调整提示模板，并增加更稳定的结果过滤和回退机制；三是可以继续补齐端侧能力。如果 iOS 端也具备与 Android 相近的本地视觉与导出能力，系统跨平台一致性会明显提升；四是可以继续完善音乐模块。未来可以研究更贴近题目设想的情感驱动音乐生成或半自动配乐方案；五是可以继续补齐实验与评估材料，包括集中跑测结果、截图集、案例对比图和答辩演示视频。</w:t>
+        <w:rPr>
+          <w:rFonts w:hint="eastAsia" w:ascii="宋体" w:hAnsi="宋体" w:eastAsia="宋体" w:cs="宋体"/>
+          <w:kern w:val="2"/>
+          <w:sz w:val="24"/>
+          <w:szCs w:val="24"/>
+          <w:lang w:val="en-US" w:eastAsia="zh-CN" w:bidi="ar-SA"/>
+        </w:rPr>
+        <w:t>后续工作可以从五个方向继续推进：一是可以继续优化规则聚类参数与阈值自适应能力。在复杂长行程、同城多主题和低 GPS 覆盖率场景下，可以引入更稳健的边界判断与补救策略；二是可以继续优化故事生成链路。未来可以针对旅行文案场景调整提示模板，并增加更稳定的结果过滤和回退机制；三是可以继续补齐端侧能力。如果 iOS 端也具备与 Android 相近的本地视觉与导出能力，系统跨平台一致性会明显提升；四是可以继续完善音乐模块。未来可以研究更贴近题目设想的情感驱动音乐生成或半自动配乐方案；五是可以继续补齐实验与评估材料，包括集中跑测结果、截图集、案例对比图和答辩演示视频</w:t>
+      </w:r>
+      <w:r>
+        <w:t>。</w:t>
+      </w:r>
+    </w:p>
+    <w:p>
+      <w:pPr>
+        <w:keepNext w:val="0"/>
+        <w:keepLines w:val="0"/>
+        <w:pageBreakBefore w:val="0"/>
+        <w:widowControl w:val="0"/>
+        <w:kinsoku/>
+        <w:wordWrap/>
+        <w:overflowPunct/>
+        <w:topLinePunct w:val="0"/>
+        <w:autoSpaceDE/>
+        <w:autoSpaceDN/>
+        <w:bidi w:val="0"/>
+        <w:adjustRightInd/>
+        <w:snapToGrid/>
+        <w:spacing w:line="360" w:lineRule="auto"/>
+        <w:ind w:firstLine="420" w:firstLineChars="0"/>
+        <w:jc w:val="both"/>
+        <w:textAlignment w:val="auto"/>
+        <w:rPr>
+          <w:rFonts w:hint="eastAsia" w:ascii="宋体" w:hAnsi="宋体" w:eastAsia="宋体" w:cs="宋体"/>
+          <w:kern w:val="2"/>
+          <w:sz w:val="24"/>
+          <w:szCs w:val="24"/>
+          <w:lang w:val="en-US" w:eastAsia="zh-CN" w:bidi="ar-SA"/>
+        </w:rPr>
+      </w:pPr>
+      <w:r>
+        <w:rPr>
+          <w:rFonts w:hint="eastAsia" w:ascii="宋体" w:hAnsi="宋体" w:eastAsia="宋体" w:cs="宋体"/>
+          <w:kern w:val="2"/>
+          <w:sz w:val="24"/>
+          <w:szCs w:val="24"/>
+          <w:lang w:val="en-US" w:eastAsia="zh-CN" w:bidi="ar-SA"/>
+        </w:rPr>
+        <w:t>后续如果继续完善系统，可以沿语义增强事件分段、显式叙事规划、常识增强故事生成以及学习式视频摘要等方向展开[14,19,20,24]。这些研究并不意味着本文当前实现不足，而是为旅行回忆应用从“可用”走向“更自然、更智能”提供了明确的演进路线。</w:t>
       </w:r>
     </w:p>
     <w:p>
@@ -26902,6 +27523,212 @@
           <w:lang w:val="en-US" w:eastAsia="zh-CN" w:bidi="ar-SA"/>
         </w:rPr>
         <w:t>本文从课题背景、需求分析、系统设计、详细设计、系统实现与测试几个方面，对面向旅途的智能 VLOG 创作应用进行了系统说明。全文坚持以当前项目真实实现为根据，不把计划中的能力写成已完成能力，不把第三方基础能力写成完全自研结果。通过这样的写法，本文既保留了工程项目的完整性，也保持了论文内容的可信度。后续只要继续补入参考文献、截图和必要的最终跑测材料，就可以进一步整理为正式提交版。</w:t>
+      </w:r>
+    </w:p>
+    <w:p>
+      <w:r>
+        <w:br w:type="page"/>
+      </w:r>
+    </w:p>
+    <w:p>
+      <w:pPr>
+        <w:pStyle w:val="2"/>
+      </w:pPr>
+      <w:r>
+        <w:t>参考文献</w:t>
+      </w:r>
+    </w:p>
+    <w:p/>
+    <w:p>
+      <w:pPr>
+        <w:ind w:left="420" w:hanging="420"/>
+      </w:pPr>
+      <w:r>
+        <w:t>[1] Whittaker S, Bergman O, Clough P. Easy on that trigger dad: A study of long term family photo retrieval[J]. Personal and Ubiquitous Computing, 2010, 14(1). DOI: 10.1007/s00779-009-0218-7.</w:t>
+      </w:r>
+    </w:p>
+    <w:p>
+      <w:pPr>
+        <w:ind w:left="420" w:hanging="420"/>
+      </w:pPr>
+      <w:r>
+        <w:t>[2] Loui A C, Savakis A E. Automated event clustering and quality screening of consumer pictures for digital albuming[J]. IEEE Transactions on Multimedia, 2003, 5(3): 390-402.</w:t>
+      </w:r>
+    </w:p>
+    <w:p>
+      <w:pPr>
+        <w:ind w:left="420" w:hanging="420"/>
+      </w:pPr>
+      <w:r>
+        <w:t>[3] Platt J C, Czerwinski M, Field B A. PhotoTOC: automatic clustering for browsing personal photographs[C]//Proceedings of the Fourth IEEE Pacific-Rim Conference on Multimedia. 2003.</w:t>
+      </w:r>
+    </w:p>
+    <w:p>
+      <w:pPr>
+        <w:ind w:left="420" w:hanging="420"/>
+      </w:pPr>
+      <w:r>
+        <w:t>[4] Lonn S, Radeva P, Dimiccoli M. Smartphone picture organization: a hierarchical approach[J]. Computer Vision and Image Understanding, 2019, 187: 102789. DOI: 10.1016/j.cviu.2019.07.009.</w:t>
+      </w:r>
+    </w:p>
+    <w:p>
+      <w:pPr>
+        <w:ind w:left="420" w:hanging="420"/>
+      </w:pPr>
+      <w:r>
+        <w:t>[5] Zheng Y. Trajectory data mining: an overview[J]. ACM Transactions on Intelligent Systems and Technology, 2015, 6(3).</w:t>
+      </w:r>
+    </w:p>
+    <w:p>
+      <w:pPr>
+        <w:ind w:left="420" w:hanging="420"/>
+      </w:pPr>
+      <w:r>
+        <w:t>[6] Ji R, Gao Y, Liu W, et al. When location meets social multimedia: a survey on vision-based recognition and mining for geo-social multimedia analytics[J]. ACM Transactions on Intelligent Systems and Technology, 2015, 6(1).</w:t>
+      </w:r>
+    </w:p>
+    <w:p>
+      <w:pPr>
+        <w:ind w:left="420" w:hanging="420"/>
+      </w:pPr>
+      <w:r>
+        <w:t>[7] Dhar S, Guo J, Liu J, et al. A survey of on-device machine learning[J]. ACM Transactions on Internet of Things, 2021, 2(3). DOI: 10.1145/3450494.</w:t>
+      </w:r>
+    </w:p>
+    <w:p>
+      <w:pPr>
+        <w:ind w:left="420" w:hanging="420"/>
+      </w:pPr>
+      <w:r>
+        <w:t>[8] Huang T H K, Ferraro F, Mostafazadeh N, et al. Visual storytelling[C]//Proceedings of the 2016 Conference of the North American Chapter of the Association for Computational Linguistics: Human Language Technologies. 2016. DOI: 10.18653/v1/N16-1147.</w:t>
+      </w:r>
+    </w:p>
+    <w:p>
+      <w:pPr>
+        <w:ind w:left="420" w:hanging="420"/>
+      </w:pPr>
+      <w:r>
+        <w:t>[9] Wood M D, Das M, Stubler P O, et al. Event-enabled intelligent asset selection and grouping for photobook creation[J]. Image and Vision Computing, 2016, 53: 57-67. DOI: 10.1016/j.imavis.2015.12.003.</w:t>
+      </w:r>
+    </w:p>
+    <w:p>
+      <w:pPr>
+        <w:ind w:left="420" w:hanging="420"/>
+      </w:pPr>
+      <w:r>
+        <w:t>[10] Sandler M, Howard A, Zhu M, et al. MobileNetV2: inverted residuals and linear bottlenecks[C]//Proceedings of the IEEE/CVF Conference on Computer Vision and Pattern Recognition. 2018.</w:t>
+      </w:r>
+    </w:p>
+    <w:p>
+      <w:pPr>
+        <w:ind w:left="420" w:hanging="420"/>
+      </w:pPr>
+      <w:r>
+        <w:t>[11] Cooper M, Foote J, Girgensohn A, et al. Temporal event clustering for digital photo collections[J]. ACM Transactions on Multimedia Computing, Communications, and Applications, 2005, 1(3). DOI: 10.1145/1083314.1083317.</w:t>
+      </w:r>
+    </w:p>
+    <w:p>
+      <w:pPr>
+        <w:ind w:left="420" w:hanging="420"/>
+      </w:pPr>
+      <w:r>
+        <w:t>[12] Ester M, Kriegel H P, Sander J, et al. A density-based algorithm for discovering clusters in large spatial databases with noise[C]//Proceedings of the Second International Conference on Knowledge Discovery and Data Mining. 1996.</w:t>
+      </w:r>
+    </w:p>
+    <w:p>
+      <w:pPr>
+        <w:ind w:left="420" w:hanging="420"/>
+      </w:pPr>
+      <w:r>
+        <w:t>[13] Campello R J G B, Moulavi D, Sander J. Density-based clustering based on hierarchical density estimates[C]//Advances in Knowledge Discovery and Data Mining: 17th Pacific-Asia Conference, PAKDD 2013, Part II. Berlin: Springer, 2013. DOI: 10.1007/978-3-642-37456-2_14.</w:t>
+      </w:r>
+    </w:p>
+    <w:p>
+      <w:pPr>
+        <w:ind w:left="420" w:hanging="420"/>
+      </w:pPr>
+      <w:r>
+        <w:t>[14] Dimiccoli M, Bolanos M, Talavera E, et al. SR-Clustering: semantic regularized clustering for egocentric photo streams segmentation[J]. Computer Vision and Image Understanding, 2017, 155: 55-69. DOI: 10.1016/j.cviu.2016.10.005.</w:t>
+      </w:r>
+    </w:p>
+    <w:p>
+      <w:pPr>
+        <w:ind w:left="420" w:hanging="420"/>
+      </w:pPr>
+      <w:r>
+        <w:t>[15] Zhou X, Yao C, Wen H, et al. EAST: an efficient and accurate scene text detector[C]//Proceedings of the IEEE Conference on Computer Vision and Pattern Recognition. 2017. DOI: 10.1109/CVPR.2017.283.</w:t>
+      </w:r>
+    </w:p>
+    <w:p>
+      <w:pPr>
+        <w:ind w:left="420" w:hanging="420"/>
+      </w:pPr>
+      <w:r>
+        <w:t>[16] Baek J, Kim G, Lee J, et al. What is wrong with scene text recognition model comparisons? Dataset and model analysis[C]//Proceedings of the IEEE/CVF International Conference on Computer Vision. 2019. DOI: 10.1109/ICCV.2019.00481.</w:t>
+      </w:r>
+    </w:p>
+    <w:p>
+      <w:pPr>
+        <w:ind w:left="420" w:hanging="420"/>
+      </w:pPr>
+      <w:r>
+        <w:t>[17] Yu L, Bansal M, Berg T. Hierarchically-attentive RNN for album summarization and storytelling[C]//Proceedings of the 2017 Conference on Empirical Methods in Natural Language Processing. 2017. DOI: 10.18653/v1/D17-1101.</w:t>
+      </w:r>
+    </w:p>
+    <w:p>
+      <w:pPr>
+        <w:ind w:left="420" w:hanging="420"/>
+      </w:pPr>
+      <w:r>
+        <w:t>[18] Wang R, Wei Z, Cheng Y, et al. Keep it consistent: topic-aware storytelling from an image stream via iterative multi-agent communication[C]//Proceedings of the 28th International Conference on Computational Linguistics. 2020. DOI: 10.18653/v1/2020.coling-main.204.</w:t>
+      </w:r>
+    </w:p>
+    <w:p>
+      <w:pPr>
+        <w:ind w:left="420" w:hanging="420"/>
+      </w:pPr>
+      <w:r>
+        <w:t>[19] Liu D, Lapata M, Keller F. Visual storytelling with question-answer plans[C]//Findings of the Association for Computational Linguistics: EMNLP 2023. 2023. DOI: 10.18653/v1/2023.findings-emnlp.386.</w:t>
+      </w:r>
+    </w:p>
+    <w:p>
+      <w:pPr>
+        <w:ind w:left="420" w:hanging="420"/>
+      </w:pPr>
+      <w:r>
+        <w:t>[20] Wang E, Han C, Poon J. SCO-VIST: social interaction commonsense knowledge-based visual storytelling[C]//Proceedings of the 18th Conference of the European Chapter of the Association for Computational Linguistics. 2024. DOI: 10.18653/v1/2024.eacl-long.96.</w:t>
+      </w:r>
+    </w:p>
+    <w:p>
+      <w:pPr>
+        <w:ind w:left="420" w:hanging="420"/>
+      </w:pPr>
+      <w:r>
+        <w:t>[21] Wang Y, Lin Z, Shen X, et al. Event-specific image importance[C]//Proceedings of the IEEE Conference on Computer Vision and Pattern Recognition. 2016.</w:t>
+      </w:r>
+    </w:p>
+    <w:p>
+      <w:pPr>
+        <w:ind w:left="420" w:hanging="420"/>
+      </w:pPr>
+      <w:r>
+        <w:t>[22] Bum J, Whang J J, Choo H. Sentiment-based sub-event segmentation and key photo selection[J]. Journal of Visual Communication and Image Representation, 2021, 74: 102973. DOI: 10.1016/j.jvcir.2020.102973.</w:t>
+      </w:r>
+    </w:p>
+    <w:p>
+      <w:pPr>
+        <w:ind w:left="420" w:hanging="420"/>
+      </w:pPr>
+      <w:r>
+        <w:t>[23] Gong B, Chao W L, Grauman K, et al. Diverse sequential subset selection for supervised video summarization[C]//Advances in Neural Information Processing Systems 27. 2014.</w:t>
+      </w:r>
+    </w:p>
+    <w:p>
+      <w:pPr>
+        <w:ind w:left="420" w:hanging="420"/>
+      </w:pPr>
+      <w:r>
+        <w:t>[24] Rochan M, Ye L, Wang Y. Video summarization using fully convolutional sequence networks[C]//Proceedings of the European Conference on Computer Vision. 2018.</w:t>
       </w:r>
     </w:p>
     <w:sectPr>
